--- a/data/outputs/v2/Physics/SS1.2_Mechanical_Properties_of_Materials/Physics_Mechanical_Properties_of_Materials_SummaryTable.docx
+++ b/data/outputs/v2/Physics/SS1.2_Mechanical_Properties_of_Materials/Physics_Mechanical_Properties_of_Materials_SummaryTable.docx
@@ -38,6 +38,177 @@
           <w:szCs w:val="22"/>
         </w:rPr>
         <w:t xml:space="preserve">Sub-Strand 1.2: Mechanical Properties of Materials — Teacher Reference (Pre-filled)</w:t>
+      </w:r>
+    </w:p>
+    <w:p>
+      <w:pPr>
+        <w:spacing w:after="80" w:before="120"/>
+      </w:pPr>
+      <w:r>
+        <w:rPr>
+          <w:rFonts w:ascii="Arial" w:cs="Arial" w:eastAsia="Arial" w:hAnsi="Arial"/>
+          <w:b/>
+          <w:bCs/>
+          <w:color w:val="1F3864"/>
+          <w:sz w:val="20"/>
+          <w:szCs w:val="20"/>
+        </w:rPr>
+        <w:t xml:space="preserve">ATTRIBUTION AND LICENSING</w:t>
+      </w:r>
+    </w:p>
+    <w:p>
+      <w:pPr>
+        <w:spacing w:after="60" w:before="0"/>
+      </w:pPr>
+      <w:r>
+        <w:rPr>
+          <w:rFonts w:ascii="Arial" w:cs="Arial" w:eastAsia="Arial" w:hAnsi="Arial"/>
+          <w:b/>
+          <w:bCs/>
+          <w:sz w:val="17"/>
+          <w:szCs w:val="17"/>
+        </w:rPr>
+        <w:t xml:space="preserve">Curriculum Alignment: </w:t>
+      </w:r>
+      <w:r>
+        <w:rPr>
+          <w:rFonts w:ascii="Arial" w:cs="Arial" w:eastAsia="Arial" w:hAnsi="Arial"/>
+          <w:sz w:val="17"/>
+          <w:szCs w:val="17"/>
+        </w:rPr>
+        <w:t xml:space="preserve">Structured in pedagogical alignment with the competence-based curriculum format and learning outcomes established by the Kenya Institute of Curriculum Development (KICD). This material is independently developed and is not officially endorsed or published by KICD.</w:t>
+      </w:r>
+    </w:p>
+    <w:p>
+      <w:pPr>
+        <w:spacing w:after="60" w:before="0"/>
+      </w:pPr>
+      <w:r>
+        <w:rPr>
+          <w:rFonts w:ascii="Arial" w:cs="Arial" w:eastAsia="Arial" w:hAnsi="Arial"/>
+          <w:b/>
+          <w:bCs/>
+          <w:sz w:val="17"/>
+          <w:szCs w:val="17"/>
+        </w:rPr>
+        <w:t xml:space="preserve">Content &amp; Pedagogy: </w:t>
+      </w:r>
+      <w:r>
+        <w:rPr>
+          <w:rFonts w:ascii="Arial" w:cs="Arial" w:eastAsia="Arial" w:hAnsi="Arial"/>
+          <w:sz w:val="17"/>
+          <w:szCs w:val="17"/>
+        </w:rPr>
+        <w:t xml:space="preserve">Developed and adapted by the educator team at SeaVuria (registered 501(c)(3) in the United States and registered NGO in Kenya, No. 872-850A-BF11), who designed the pedagogical framework, lesson templates and exemplar lessons on which this material is based.</w:t>
+      </w:r>
+    </w:p>
+    <w:p>
+      <w:pPr>
+        <w:spacing w:after="60" w:before="0"/>
+      </w:pPr>
+      <w:r>
+        <w:rPr>
+          <w:rFonts w:ascii="Arial" w:cs="Arial" w:eastAsia="Arial" w:hAnsi="Arial"/>
+          <w:b/>
+          <w:bCs/>
+          <w:sz w:val="17"/>
+          <w:szCs w:val="17"/>
+        </w:rPr>
+        <w:t xml:space="preserve">Production &amp; Layout: </w:t>
+      </w:r>
+      <w:r>
+        <w:rPr>
+          <w:rFonts w:ascii="Arial" w:cs="Arial" w:eastAsia="Arial" w:hAnsi="Arial"/>
+          <w:sz w:val="17"/>
+          <w:szCs w:val="17"/>
+        </w:rPr>
+        <w:t xml:space="preserve">Educational design and curriculum sequencing by SeaVuria. Technical layout, structural formatting, and digital optimization/implementation executed in partnership with ARES Education (registered 501(c)(3) in the United States and Canada (as Afretech Aid) and registered NGO in Kenya), with lesson drafting and compilation assisted by AI (Claude, Anthropic).</w:t>
+      </w:r>
+    </w:p>
+    <w:p>
+      <w:pPr>
+        <w:pBdr>
+          <w:bottom w:val="single" w:color="1F3864" w:sz="6" w:space="6"/>
+        </w:pBdr>
+        <w:spacing w:after="60" w:before="0"/>
+      </w:pPr>
+      <w:r>
+        <w:rPr>
+          <w:rFonts w:ascii="Arial" w:cs="Arial" w:eastAsia="Arial" w:hAnsi="Arial"/>
+          <w:b/>
+          <w:bCs/>
+          <w:sz w:val="17"/>
+          <w:szCs w:val="17"/>
+        </w:rPr>
+        <w:t xml:space="preserve">Licensing &amp; Copyright: </w:t>
+      </w:r>
+      <w:r>
+        <w:rPr>
+          <w:rFonts w:ascii="Arial" w:cs="Arial" w:eastAsia="Arial" w:hAnsi="Arial"/>
+          <w:sz w:val="17"/>
+          <w:szCs w:val="17"/>
+        </w:rPr>
+        <w:t xml:space="preserve">© 2026 SeaVuria and ARES. This work is licensed under a </w:t>
+      </w:r>
+      <w:hyperlink w:history="1" r:id="rIddedjhb5vgxhpyzahm2zgu">
+        <w:r>
+          <w:rPr>
+            <w:rFonts w:ascii="Arial" w:cs="Arial" w:eastAsia="Arial" w:hAnsi="Arial"/>
+            <w:color w:val="1F6B75"/>
+            <w:sz w:val="17"/>
+            <w:szCs w:val="17"/>
+            <w:u w:val="single" w:color="1F6B75"/>
+          </w:rPr>
+          <w:t xml:space="preserve">Creative Commons Attribution-NonCommercial 4.0 International License</w:t>
+        </w:r>
+      </w:hyperlink>
+      <w:r>
+        <w:rPr>
+          <w:rFonts w:ascii="Arial" w:cs="Arial" w:eastAsia="Arial" w:hAnsi="Arial"/>
+          <w:sz w:val="17"/>
+          <w:szCs w:val="17"/>
+        </w:rPr>
+        <w:t xml:space="preserve"> (</w:t>
+      </w:r>
+      <w:hyperlink w:history="1" r:id="rIdwj_gnw6zvujihng7ei2li">
+        <w:r>
+          <w:rPr>
+            <w:rFonts w:ascii="Arial" w:cs="Arial" w:eastAsia="Arial" w:hAnsi="Arial"/>
+            <w:color w:val="1F6B75"/>
+            <w:sz w:val="17"/>
+            <w:szCs w:val="17"/>
+            <w:u w:val="single" w:color="1F6B75"/>
+          </w:rPr>
+          <w:t xml:space="preserve">CC BY-NC 4.0</w:t>
+        </w:r>
+      </w:hyperlink>
+      <w:r>
+        <w:rPr>
+          <w:rFonts w:ascii="Arial" w:cs="Arial" w:eastAsia="Arial" w:hAnsi="Arial"/>
+          <w:sz w:val="17"/>
+          <w:szCs w:val="17"/>
+        </w:rPr>
+        <w:t xml:space="preserve">). To view a copy of this license, visit </w:t>
+      </w:r>
+      <w:hyperlink w:history="1" r:id="rId4vu-98rrp8zbryj2htyej">
+        <w:r>
+          <w:rPr>
+            <w:rFonts w:ascii="Arial" w:cs="Arial" w:eastAsia="Arial" w:hAnsi="Arial"/>
+            <w:color w:val="1F6B75"/>
+            <w:sz w:val="17"/>
+            <w:szCs w:val="17"/>
+            <w:u w:val="single" w:color="1F6B75"/>
+          </w:rPr>
+          <w:t xml:space="preserve">https://creativecommons.org/licenses/by-nc/4.0/</w:t>
+        </w:r>
+      </w:hyperlink>
+      <w:r>
+        <w:rPr>
+          <w:rFonts w:ascii="Arial" w:cs="Arial" w:eastAsia="Arial" w:hAnsi="Arial"/>
+          <w:sz w:val="17"/>
+          <w:szCs w:val="17"/>
+        </w:rPr>
+        <w:t xml:space="preserve">. You are free to copy, redistribute, and adapt this material in any medium or format, provided appropriate credit is given and the material is not used for commercial purposes. KICD learning outcomes and curriculum designations reproduced here for alignment purposes remain the property of KICD and are not covered by this license. Linked external resources (e.g. CK-12, Khan Academy, PhET) are subject to their own licenses.</w:t>
       </w:r>
     </w:p>
     <w:p>

--- a/data/outputs/v2/Physics/SS1.2_Mechanical_Properties_of_Materials/Physics_Mechanical_Properties_of_Materials_SummaryTable.docx
+++ b/data/outputs/v2/Physics/SS1.2_Mechanical_Properties_of_Materials/Physics_Mechanical_Properties_of_Materials_SummaryTable.docx
@@ -38,177 +38,6 @@
           <w:szCs w:val="22"/>
         </w:rPr>
         <w:t xml:space="preserve">Sub-Strand 1.2: Mechanical Properties of Materials — Teacher Reference (Pre-filled)</w:t>
-      </w:r>
-    </w:p>
-    <w:p>
-      <w:pPr>
-        <w:spacing w:after="80" w:before="120"/>
-      </w:pPr>
-      <w:r>
-        <w:rPr>
-          <w:rFonts w:ascii="Arial" w:cs="Arial" w:eastAsia="Arial" w:hAnsi="Arial"/>
-          <w:b/>
-          <w:bCs/>
-          <w:color w:val="1F3864"/>
-          <w:sz w:val="20"/>
-          <w:szCs w:val="20"/>
-        </w:rPr>
-        <w:t xml:space="preserve">ATTRIBUTION AND LICENSING</w:t>
-      </w:r>
-    </w:p>
-    <w:p>
-      <w:pPr>
-        <w:spacing w:after="60" w:before="0"/>
-      </w:pPr>
-      <w:r>
-        <w:rPr>
-          <w:rFonts w:ascii="Arial" w:cs="Arial" w:eastAsia="Arial" w:hAnsi="Arial"/>
-          <w:b/>
-          <w:bCs/>
-          <w:sz w:val="17"/>
-          <w:szCs w:val="17"/>
-        </w:rPr>
-        <w:t xml:space="preserve">Curriculum Alignment: </w:t>
-      </w:r>
-      <w:r>
-        <w:rPr>
-          <w:rFonts w:ascii="Arial" w:cs="Arial" w:eastAsia="Arial" w:hAnsi="Arial"/>
-          <w:sz w:val="17"/>
-          <w:szCs w:val="17"/>
-        </w:rPr>
-        <w:t xml:space="preserve">Structured in pedagogical alignment with the competence-based curriculum format and learning outcomes established by the Kenya Institute of Curriculum Development (KICD). This material is independently developed and is not officially endorsed or published by KICD.</w:t>
-      </w:r>
-    </w:p>
-    <w:p>
-      <w:pPr>
-        <w:spacing w:after="60" w:before="0"/>
-      </w:pPr>
-      <w:r>
-        <w:rPr>
-          <w:rFonts w:ascii="Arial" w:cs="Arial" w:eastAsia="Arial" w:hAnsi="Arial"/>
-          <w:b/>
-          <w:bCs/>
-          <w:sz w:val="17"/>
-          <w:szCs w:val="17"/>
-        </w:rPr>
-        <w:t xml:space="preserve">Content &amp; Pedagogy: </w:t>
-      </w:r>
-      <w:r>
-        <w:rPr>
-          <w:rFonts w:ascii="Arial" w:cs="Arial" w:eastAsia="Arial" w:hAnsi="Arial"/>
-          <w:sz w:val="17"/>
-          <w:szCs w:val="17"/>
-        </w:rPr>
-        <w:t xml:space="preserve">Developed and adapted by the educator team at SeaVuria (registered 501(c)(3) in the United States and registered NGO in Kenya, No. 872-850A-BF11), who designed the pedagogical framework, lesson templates and exemplar lessons on which this material is based.</w:t>
-      </w:r>
-    </w:p>
-    <w:p>
-      <w:pPr>
-        <w:spacing w:after="60" w:before="0"/>
-      </w:pPr>
-      <w:r>
-        <w:rPr>
-          <w:rFonts w:ascii="Arial" w:cs="Arial" w:eastAsia="Arial" w:hAnsi="Arial"/>
-          <w:b/>
-          <w:bCs/>
-          <w:sz w:val="17"/>
-          <w:szCs w:val="17"/>
-        </w:rPr>
-        <w:t xml:space="preserve">Production &amp; Layout: </w:t>
-      </w:r>
-      <w:r>
-        <w:rPr>
-          <w:rFonts w:ascii="Arial" w:cs="Arial" w:eastAsia="Arial" w:hAnsi="Arial"/>
-          <w:sz w:val="17"/>
-          <w:szCs w:val="17"/>
-        </w:rPr>
-        <w:t xml:space="preserve">Educational design and curriculum sequencing by SeaVuria. Technical layout, structural formatting, and digital optimization/implementation executed in partnership with ARES Education (registered 501(c)(3) in the United States and Canada (as Afretech Aid) and registered NGO in Kenya), with lesson drafting and compilation assisted by AI (Claude, Anthropic).</w:t>
-      </w:r>
-    </w:p>
-    <w:p>
-      <w:pPr>
-        <w:pBdr>
-          <w:bottom w:val="single" w:color="1F3864" w:sz="6" w:space="6"/>
-        </w:pBdr>
-        <w:spacing w:after="60" w:before="0"/>
-      </w:pPr>
-      <w:r>
-        <w:rPr>
-          <w:rFonts w:ascii="Arial" w:cs="Arial" w:eastAsia="Arial" w:hAnsi="Arial"/>
-          <w:b/>
-          <w:bCs/>
-          <w:sz w:val="17"/>
-          <w:szCs w:val="17"/>
-        </w:rPr>
-        <w:t xml:space="preserve">Licensing &amp; Copyright: </w:t>
-      </w:r>
-      <w:r>
-        <w:rPr>
-          <w:rFonts w:ascii="Arial" w:cs="Arial" w:eastAsia="Arial" w:hAnsi="Arial"/>
-          <w:sz w:val="17"/>
-          <w:szCs w:val="17"/>
-        </w:rPr>
-        <w:t xml:space="preserve">© 2026 SeaVuria and ARES. This work is licensed under a </w:t>
-      </w:r>
-      <w:hyperlink w:history="1" r:id="rIddedjhb5vgxhpyzahm2zgu">
-        <w:r>
-          <w:rPr>
-            <w:rFonts w:ascii="Arial" w:cs="Arial" w:eastAsia="Arial" w:hAnsi="Arial"/>
-            <w:color w:val="1F6B75"/>
-            <w:sz w:val="17"/>
-            <w:szCs w:val="17"/>
-            <w:u w:val="single" w:color="1F6B75"/>
-          </w:rPr>
-          <w:t xml:space="preserve">Creative Commons Attribution-NonCommercial 4.0 International License</w:t>
-        </w:r>
-      </w:hyperlink>
-      <w:r>
-        <w:rPr>
-          <w:rFonts w:ascii="Arial" w:cs="Arial" w:eastAsia="Arial" w:hAnsi="Arial"/>
-          <w:sz w:val="17"/>
-          <w:szCs w:val="17"/>
-        </w:rPr>
-        <w:t xml:space="preserve"> (</w:t>
-      </w:r>
-      <w:hyperlink w:history="1" r:id="rIdwj_gnw6zvujihng7ei2li">
-        <w:r>
-          <w:rPr>
-            <w:rFonts w:ascii="Arial" w:cs="Arial" w:eastAsia="Arial" w:hAnsi="Arial"/>
-            <w:color w:val="1F6B75"/>
-            <w:sz w:val="17"/>
-            <w:szCs w:val="17"/>
-            <w:u w:val="single" w:color="1F6B75"/>
-          </w:rPr>
-          <w:t xml:space="preserve">CC BY-NC 4.0</w:t>
-        </w:r>
-      </w:hyperlink>
-      <w:r>
-        <w:rPr>
-          <w:rFonts w:ascii="Arial" w:cs="Arial" w:eastAsia="Arial" w:hAnsi="Arial"/>
-          <w:sz w:val="17"/>
-          <w:szCs w:val="17"/>
-        </w:rPr>
-        <w:t xml:space="preserve">). To view a copy of this license, visit </w:t>
-      </w:r>
-      <w:hyperlink w:history="1" r:id="rId4vu-98rrp8zbryj2htyej">
-        <w:r>
-          <w:rPr>
-            <w:rFonts w:ascii="Arial" w:cs="Arial" w:eastAsia="Arial" w:hAnsi="Arial"/>
-            <w:color w:val="1F6B75"/>
-            <w:sz w:val="17"/>
-            <w:szCs w:val="17"/>
-            <w:u w:val="single" w:color="1F6B75"/>
-          </w:rPr>
-          <w:t xml:space="preserve">https://creativecommons.org/licenses/by-nc/4.0/</w:t>
-        </w:r>
-      </w:hyperlink>
-      <w:r>
-        <w:rPr>
-          <w:rFonts w:ascii="Arial" w:cs="Arial" w:eastAsia="Arial" w:hAnsi="Arial"/>
-          <w:sz w:val="17"/>
-          <w:szCs w:val="17"/>
-        </w:rPr>
-        <w:t xml:space="preserve">. You are free to copy, redistribute, and adapt this material in any medium or format, provided appropriate credit is given and the material is not used for commercial purposes. KICD learning outcomes and curriculum designations reproduced here for alignment purposes remain the property of KICD and are not covered by this license. Linked external resources (e.g. CK-12, Khan Academy, PhET) are subject to their own licenses.</w:t>
       </w:r>
     </w:p>
     <w:p>
@@ -1550,6 +1379,185 @@
         </w:tc>
       </w:tr>
     </w:tbl>
+    <w:p>
+      <w:pPr>
+        <w:spacing w:after="120"/>
+      </w:pPr>
+      <w:r>
+        <w:t xml:space="preserve"/>
+      </w:r>
+    </w:p>
+    <w:p>
+      <w:pPr>
+        <w:spacing w:after="80" w:before="120"/>
+      </w:pPr>
+      <w:r>
+        <w:rPr>
+          <w:rFonts w:ascii="Arial" w:cs="Arial" w:eastAsia="Arial" w:hAnsi="Arial"/>
+          <w:b/>
+          <w:bCs/>
+          <w:color w:val="1F3864"/>
+          <w:sz w:val="20"/>
+          <w:szCs w:val="20"/>
+        </w:rPr>
+        <w:t xml:space="preserve">ATTRIBUTION AND LICENSING</w:t>
+      </w:r>
+    </w:p>
+    <w:p>
+      <w:pPr>
+        <w:spacing w:after="60" w:before="0"/>
+      </w:pPr>
+      <w:r>
+        <w:rPr>
+          <w:rFonts w:ascii="Arial" w:cs="Arial" w:eastAsia="Arial" w:hAnsi="Arial"/>
+          <w:b/>
+          <w:bCs/>
+          <w:sz w:val="17"/>
+          <w:szCs w:val="17"/>
+        </w:rPr>
+        <w:t xml:space="preserve">Curriculum Alignment: </w:t>
+      </w:r>
+      <w:r>
+        <w:rPr>
+          <w:rFonts w:ascii="Arial" w:cs="Arial" w:eastAsia="Arial" w:hAnsi="Arial"/>
+          <w:sz w:val="17"/>
+          <w:szCs w:val="17"/>
+        </w:rPr>
+        <w:t xml:space="preserve">Structured in pedagogical alignment with the competence-based curriculum format and learning outcomes established by the Kenya Institute of Curriculum Development (KICD). This material is independently developed and is not officially endorsed or published by KICD.</w:t>
+      </w:r>
+    </w:p>
+    <w:p>
+      <w:pPr>
+        <w:spacing w:after="60" w:before="0"/>
+      </w:pPr>
+      <w:r>
+        <w:rPr>
+          <w:rFonts w:ascii="Arial" w:cs="Arial" w:eastAsia="Arial" w:hAnsi="Arial"/>
+          <w:b/>
+          <w:bCs/>
+          <w:sz w:val="17"/>
+          <w:szCs w:val="17"/>
+        </w:rPr>
+        <w:t xml:space="preserve">Content &amp; Pedagogy: </w:t>
+      </w:r>
+      <w:r>
+        <w:rPr>
+          <w:rFonts w:ascii="Arial" w:cs="Arial" w:eastAsia="Arial" w:hAnsi="Arial"/>
+          <w:sz w:val="17"/>
+          <w:szCs w:val="17"/>
+        </w:rPr>
+        <w:t xml:space="preserve">Developed and adapted by the educator team at SeaVuria (registered 501(c)(3) in the United States and registered NGO in Kenya, No. 872-850A-BF11), who designed the pedagogical framework, lesson templates and exemplar lessons on which this material is based.</w:t>
+      </w:r>
+    </w:p>
+    <w:p>
+      <w:pPr>
+        <w:spacing w:after="60" w:before="0"/>
+      </w:pPr>
+      <w:r>
+        <w:rPr>
+          <w:rFonts w:ascii="Arial" w:cs="Arial" w:eastAsia="Arial" w:hAnsi="Arial"/>
+          <w:b/>
+          <w:bCs/>
+          <w:sz w:val="17"/>
+          <w:szCs w:val="17"/>
+        </w:rPr>
+        <w:t xml:space="preserve">Production &amp; Layout: </w:t>
+      </w:r>
+      <w:r>
+        <w:rPr>
+          <w:rFonts w:ascii="Arial" w:cs="Arial" w:eastAsia="Arial" w:hAnsi="Arial"/>
+          <w:sz w:val="17"/>
+          <w:szCs w:val="17"/>
+        </w:rPr>
+        <w:t xml:space="preserve">Educational design and curriculum sequencing by SeaVuria. Technical layout, structural formatting, and digital optimization/implementation executed in partnership with ARES Education (registered 501(c)(3) in the United States and Canada (as Afretech Aid) and registered NGO in Kenya), with lesson drafting and compilation assisted by AI (Claude, Anthropic).</w:t>
+      </w:r>
+    </w:p>
+    <w:p>
+      <w:pPr>
+        <w:pBdr>
+          <w:bottom w:val="single" w:color="1F3864" w:sz="6" w:space="6"/>
+        </w:pBdr>
+        <w:spacing w:after="60" w:before="0"/>
+      </w:pPr>
+      <w:r>
+        <w:rPr>
+          <w:rFonts w:ascii="Arial" w:cs="Arial" w:eastAsia="Arial" w:hAnsi="Arial"/>
+          <w:b/>
+          <w:bCs/>
+          <w:sz w:val="17"/>
+          <w:szCs w:val="17"/>
+        </w:rPr>
+        <w:t xml:space="preserve">Licensing &amp; Copyright: </w:t>
+      </w:r>
+      <w:r>
+        <w:rPr>
+          <w:rFonts w:ascii="Arial" w:cs="Arial" w:eastAsia="Arial" w:hAnsi="Arial"/>
+          <w:sz w:val="17"/>
+          <w:szCs w:val="17"/>
+        </w:rPr>
+        <w:t xml:space="preserve">© 2026 SeaVuria and ARES. This work is licensed under a </w:t>
+      </w:r>
+      <w:hyperlink w:history="1" r:id="rIdxhopm-wjh5-3towom-k37">
+        <w:r>
+          <w:rPr>
+            <w:rFonts w:ascii="Arial" w:cs="Arial" w:eastAsia="Arial" w:hAnsi="Arial"/>
+            <w:color w:val="1F6B75"/>
+            <w:sz w:val="17"/>
+            <w:szCs w:val="17"/>
+            <w:u w:val="single" w:color="1F6B75"/>
+          </w:rPr>
+          <w:t xml:space="preserve">Creative Commons Attribution-NonCommercial 4.0 International License</w:t>
+        </w:r>
+      </w:hyperlink>
+      <w:r>
+        <w:rPr>
+          <w:rFonts w:ascii="Arial" w:cs="Arial" w:eastAsia="Arial" w:hAnsi="Arial"/>
+          <w:sz w:val="17"/>
+          <w:szCs w:val="17"/>
+        </w:rPr>
+        <w:t xml:space="preserve"> (</w:t>
+      </w:r>
+      <w:hyperlink w:history="1" r:id="rIdjbpdtcihz4bdfgaj7sphr">
+        <w:r>
+          <w:rPr>
+            <w:rFonts w:ascii="Arial" w:cs="Arial" w:eastAsia="Arial" w:hAnsi="Arial"/>
+            <w:color w:val="1F6B75"/>
+            <w:sz w:val="17"/>
+            <w:szCs w:val="17"/>
+            <w:u w:val="single" w:color="1F6B75"/>
+          </w:rPr>
+          <w:t xml:space="preserve">CC BY-NC 4.0</w:t>
+        </w:r>
+      </w:hyperlink>
+      <w:r>
+        <w:rPr>
+          <w:rFonts w:ascii="Arial" w:cs="Arial" w:eastAsia="Arial" w:hAnsi="Arial"/>
+          <w:sz w:val="17"/>
+          <w:szCs w:val="17"/>
+        </w:rPr>
+        <w:t xml:space="preserve">). To view a copy of this license, visit </w:t>
+      </w:r>
+      <w:hyperlink w:history="1" r:id="rId3esnaw1v_nwzt0g-qxtvz">
+        <w:r>
+          <w:rPr>
+            <w:rFonts w:ascii="Arial" w:cs="Arial" w:eastAsia="Arial" w:hAnsi="Arial"/>
+            <w:color w:val="1F6B75"/>
+            <w:sz w:val="17"/>
+            <w:szCs w:val="17"/>
+            <w:u w:val="single" w:color="1F6B75"/>
+          </w:rPr>
+          <w:t xml:space="preserve">https://creativecommons.org/licenses/by-nc/4.0/</w:t>
+        </w:r>
+      </w:hyperlink>
+      <w:r>
+        <w:rPr>
+          <w:rFonts w:ascii="Arial" w:cs="Arial" w:eastAsia="Arial" w:hAnsi="Arial"/>
+          <w:sz w:val="17"/>
+          <w:szCs w:val="17"/>
+        </w:rPr>
+        <w:t xml:space="preserve">. You are free to copy, redistribute, and adapt this material in any medium or format, provided appropriate credit is given and the material is not used for commercial purposes. KICD learning outcomes and curriculum designations reproduced here for alignment purposes remain the property of KICD and are not covered by this license. Linked external resources (e.g. CK-12, Khan Academy, PhET) are subject to their own licenses.</w:t>
+      </w:r>
+    </w:p>
     <w:sectPr>
       <w:pgSz w:w="15840" w:h="12240" w:orient="landscape"/>
       <w:pgMar w:top="1080" w:right="1080" w:bottom="1080" w:left="1080" w:header="708" w:footer="708" w:gutter="0"/>

--- a/data/outputs/v2/Physics/SS1.2_Mechanical_Properties_of_Materials/Physics_Mechanical_Properties_of_Materials_SummaryTable.docx
+++ b/data/outputs/v2/Physics/SS1.2_Mechanical_Properties_of_Materials/Physics_Mechanical_Properties_of_Materials_SummaryTable.docx
@@ -532,7 +532,7 @@
                 <w:sz w:val="18"/>
                 <w:szCs w:val="18"/>
               </w:rPr>
-              <w:t xml:space="preserve">Anchoring Phenomenon: Why Does a Rubber Band Snap Back But a Plastic Bag Stays Stretched?</w:t>
+              <w:t xml:space="preserve">Predict and Observe: Elastic vs Plastic Behaviour — The Kericho Bridge Rope Mystery</w:t>
             </w:r>
           </w:p>
         </w:tc>
@@ -564,7 +564,7 @@
                 <w:sz w:val="18"/>
                 <w:szCs w:val="18"/>
               </w:rPr>
-              <w:t xml:space="preserve">Students observed everyday Kenyan materials — rubber bands, polythene bags, metal wire, sisal string, and a steel spring — being stretched and released. They noted which materials returned to their original shape and which remained deformed or broke. DQB was introduced: students posted initial questions and predictions on the class Driving Questions Board. Teachers should note which misconceptions surface here (e.g., 'heavier materials are always stronger') as these will need revisiting in later lessons. Students also began their first Anchor Model sketch showing what they think happens inside a material when it is pulled.</w:t>
+              <w:t xml:space="preserve">One sisal rope stretched and returned to its original shape when the load was removed, while a second sisal rope stretched permanently and then snapped under the same 80 kg load. In the hands-on exploration, rubber bands returned to their original length (elastic behaviour), sisal twine showed slight permanent deformation (borderline plastic), and copper wire remained bent after the load was removed (plastic behaviour).</w:t>
             </w:r>
           </w:p>
         </w:tc>
@@ -596,7 +596,7 @@
                 <w:sz w:val="18"/>
                 <w:szCs w:val="18"/>
               </w:rPr>
-              <w:t xml:space="preserve">Students learned that different materials respond differently to the same applied force — some recover fully (like the rubber band), some deform permanently (like the polythene bag), and some fracture (like overstretched sisal). This lesson establishes the anchoring phenomenon for the entire unit. Key vocabulary introduced: force, deformation, recovery. Teachers should emphasise that the 'why' behind these observations is the central puzzle of the unit and will not be fully resolved until Lesson 6.</w:t>
+              <w:t xml:space="preserve">Elastic behaviour describes a material that returns to its original shape and size after the applied force is removed. Plastic deformation describes a material that remains permanently changed in shape after the force is removed. These behaviours can be explained at the particle level: in elastic materials, particle bonds stretch and return; in plastic materials, particles shift into new permanent positions. Both the Kericho ropes appeared similar on the outside, but their internal structure and condition determined their behaviour under load.</w:t>
             </w:r>
           </w:p>
         </w:tc>
@@ -628,7 +628,7 @@
                 <w:sz w:val="18"/>
                 <w:szCs w:val="18"/>
               </w:rPr>
-              <w:t xml:space="preserve">Students used their initial observations to begin explaining the anchoring phenomenon in their own words: 'The rubber band goes back because…' Crucially, these early explanations will be incomplete and even incorrect — that is intentional. Teachers should affirm curiosity and effort rather than correctness at this stage. Pedagogical note: Cold-call at least 4 students to share predictions; record key ideas on the DQB without judgment. Allow 30 seconds of wait time after each question. Connect every student response back to the driving question: 'So are you saying the material's inside structure matters?'</w:t>
+              <w:t xml:space="preserve">The new sisal rope (rope A) behaved elastically because its particle bonds could stretch and recover under the 80 kg load. The old sisal rope (rope B) underwent plastic deformation and eventually fractured because its internal structure had degraded — reducing its ability to recover from stretching. This introduces the key question for the unit: what specific measurable properties determine whether a material will behave elastically or plastically under a given force?</w:t>
             </w:r>
           </w:p>
         </w:tc>
@@ -713,7 +713,7 @@
                 <w:sz w:val="18"/>
                 <w:szCs w:val="18"/>
               </w:rPr>
-              <w:t xml:space="preserve">Students stretched and released a range of materials — rubber bands (elastic behaviour), modelling clay or ugali dough (plastic behaviour), copper wire (elastoplastic behaviour) — and recorded whether each returned to its original shape. They plotted simple force-vs-extension sketches by hand. DQB update: students added new questions such as 'Is there a point where even a rubber band won't come back?' Teachers should circulate and check that students are distinguishing between the deformation being temporary vs. permanent, not just 'big vs. small stretch.'</w:t>
+              <w:t xml:space="preserve">Learners stretched rubber bands, sisal twine, and copper wire under increasing loads (100 g to 500 g), recording extension and whether each material returned to its original length after the load was removed. They observed that the rubber band consistently returned to its original length across all loads tested, the sisal twine returned at low loads but showed permanent lengthening beyond approximately 300 g, and the copper wire permanently bent after even a small load of 100–200 g.</w:t>
             </w:r>
           </w:p>
         </w:tc>
@@ -745,7 +745,7 @@
                 <w:sz w:val="18"/>
                 <w:szCs w:val="18"/>
               </w:rPr>
-              <w:t xml:space="preserve">Students learned the precise definitions of elasticity (a material returns to its original shape after the deforming force is removed) and plasticity (a material permanently deforms and does not recover). They learned that the elastic limit is the boundary between these two behaviours for any given material — beyond it, elastic materials begin to behave plastically. Kenyan context: builders choosing steel rebar vs. timber for a Nairobi apartment block need to understand which material will deform elastically under load and which will yield permanently.</w:t>
+              <w:t xml:space="preserve">Learners established definitions for elasticity (a material's ability to return to its original shape after a deforming force is removed) and plasticity (permanent deformation after a deforming force is removed). They identified the elastic limit as the critical boundary between these two behaviours, and connected these concepts to the Kericho bridge phenomenon by classifying the new rope as elastic and the old, fatigued rope as having exceeded its elastic limit and behaving plastically before snapping.</w:t>
             </w:r>
           </w:p>
         </w:tc>
@@ -777,7 +777,7 @@
                 <w:sz w:val="18"/>
                 <w:szCs w:val="18"/>
               </w:rPr>
-              <w:t xml:space="preserve">Students explained why a rubber band returns to shape (elastic behaviour — internal bonds restore to original configuration) while ugali dough stays deformed (plastic behaviour — bonds are permanently rearranged). Teachers should use this lesson to directly address the first half of the driving question: 'stretch and snap back vs. permanently deform.' Pedagogical note: Ask students to rank the tested materials from most elastic to most plastic and justify their ranking — this surfaces deeper conceptual reasoning beyond surface-level observation.</w:t>
+              <w:t xml:space="preserve">Using a particle-level model, learners began to explain elastic and plastic behaviour in terms of inter-particle bonds: in elastic materials, applied force stretches inter-particle bonds but does not break them, so particles return to their original positions when the force is removed; in plastic materials, the applied force displaces particles beyond the range of their restoring bonds, leaving them in new permanent positions. This model is initial and qualitative — it will be refined and made quantitative in Lessons 3 and 4 when Hooke's Law and stress-strain graphs are introduced.</w:t>
             </w:r>
           </w:p>
         </w:tc>
@@ -830,7 +830,7 @@
                 <w:sz w:val="18"/>
                 <w:szCs w:val="18"/>
               </w:rPr>
-              <w:t xml:space="preserve">Forces in Balance: Tension, Compression, and How Structures in Kenya Are Loaded</w:t>
+              <w:t xml:space="preserve">Elastic Potential Energy and the Elastic Limit: How Much Can a Material Store Before It Fails?</w:t>
             </w:r>
           </w:p>
         </w:tc>
@@ -862,7 +862,7 @@
                 <w:sz w:val="18"/>
                 <w:szCs w:val="18"/>
               </w:rPr>
-              <w:t xml:space="preserve">Students observed and manipulated model structures (using straws, string, and cardboard) representing common Kenyan construction scenarios — a roof truss, a suspension footbridge over a small river, a market stall frame. They identified which members were in tension (being pulled apart) and which were in compression (being pushed together). DQB update: students revised earlier questions and added new ones: 'Does it matter whether a material is being pulled or pushed?' Model revision: students updated their Anchor Model to show arrows indicating tension vs. compression forces.</w:t>
+              <w:t xml:space="preserve">Force-extension graphs from Lesson 2 showing the linear (Hooke s Law) region and the point of elastic limit for the steel spring; the triangular area under the force-extension curve shaded by the teacher; the two overlapping force-extension curves representing the new and older Kericho sisal ropes, with different gradients and different elastic limits marked.</w:t>
             </w:r>
           </w:p>
         </w:tc>
@@ -894,7 +894,7 @@
                 <w:sz w:val="18"/>
                 <w:szCs w:val="18"/>
               </w:rPr>
-              <w:t xml:space="preserve">Students learned that structural materials in real Kenyan buildings and bridges experience two primary types of loading: tension (stretching force — e.g., cables in the Likoni Ferry suspension system) and compression (squeezing force — e.g., concrete columns in Nairobi CBD buildings). Different materials are best suited for different loading types: steel cables excel under tension; concrete excels under compression but is weak in tension. This lesson connects material properties to real engineering decisions.</w:t>
+              <w:t xml:space="preserve">Elastic potential energy is stored in a stretched material and equals half kx squared, which is equivalent to the area of the triangle under the force-extension graph in the linear region; the elastic limit is the boundary beyond which a material cannot return to its original shape and may fail permanently; the safe working load is the maximum load a material can bear while remaining within its elastic limit; the older Kericho rope failed because the load exceeded its safe working load, pushing it past its elastic limit and causing permanent deformation and snap.</w:t>
             </w:r>
           </w:p>
         </w:tc>
@@ -926,7 +926,7 @@
                 <w:sz w:val="18"/>
                 <w:szCs w:val="18"/>
               </w:rPr>
-              <w:t xml:space="preserve">Students explained why engineers use both steel and concrete together in reinforced concrete (used widely in Kenyan construction) — the steel handles tension while the concrete handles compression. Teachers should link this back to the driving question: 'choosing the right material for a safe structure.' Pedagogical note: Cold-call at least 3 students to point out tension vs. compression members in a displayed photograph of a Kenyan bridge or building. Allow 20 seconds of wait time. If students confuse tension and compression, return to the physical model and have them feel the difference with their hands.</w:t>
+              <w:t xml:space="preserve">The older Kericho sisal rope snapped because the weight of the tea sack (approximately 800 N) exceeded the rope s safe working load — that is, the force corresponding to the rope s elastic limit. Beyond that limit, the material could no longer store and return energy elastically; instead it deformed plastically and ultimately fractured. The new rope, with a higher elastic limit and greater spring constant, remained within its safe working load under the same force and so recovered elastically when the load was removed. This explanation is now supported by quantitative calculation of elastic potential energy and direct reading of the elastic limit from the force-extension graph.</w:t>
             </w:r>
           </w:p>
         </w:tc>
@@ -1011,7 +1011,7 @@
                 <w:sz w:val="18"/>
                 <w:szCs w:val="18"/>
               </w:rPr>
-              <w:t xml:space="preserve">Students conducted a structured investigation: they hung known masses (50 g, 100 g, 150 g… up to 500 g) from a spring and measured the extension at each step using a ruler. They plotted Force (N) vs. Extension (m) graphs and identified (1) the linear region where Hooke's Law holds (F = kx), (2) the elastic limit — the point beyond which the graph curves — and (3) the permanent deformation region. DQB update: students answered the question 'Is there a point where even a rubber band won't come back?' using their graph evidence. Model revision: students added the elastic limit threshold to their Anchor Model.</w:t>
+              <w:t xml:space="preserve">Learners added slotted masses (0–5 N) to a hanging steel spring and measured the extension at each load increment using a metre rule clamped beside the retort stand. Half the class used a stiff spring; half used a soft spring. Learners recorded data in a force-extension table, plotted their results on graph paper, drew a line of best fit through the linear region, and marked the point where the graph began to curve (the elastic limit). They compared k values across groups using a class data wall.</w:t>
             </w:r>
           </w:p>
         </w:tc>
@@ -1043,7 +1043,7 @@
                 <w:sz w:val="18"/>
                 <w:szCs w:val="18"/>
               </w:rPr>
-              <w:t xml:space="preserve">Students learned that (1) for a spring loaded within its elastic limit, extension is directly proportional to applied force — this is Hooke's Law: F = kx, where k is the spring constant (N/m); (2) the spring constant k is the gradient of the linear portion of the F-vs-x graph and measures stiffness — a higher k means a stiffer spring; (3) beyond the elastic limit, the material no longer obeys Hooke's Law and permanent deformation begins. Teachers should ensure students can calculate k from their graph gradient, not just recall the formula.</w:t>
+              <w:t xml:space="preserve">Learners learned that: (1) For a spring loaded within its elastic limit, extension is directly proportional to the applied force — this is Hooke's Law (F = kx). (2) The spring constant k (N/m) is the gradient of the linear portion of the force-extension graph; a larger k means a stiffer spring requiring more force per unit extension. (3) Beyond the elastic limit, the spring no longer returns to its original length when the load is removed — permanent deformation begins. (4) Different springs have different k values and different elastic limits, meaning their behaviour under the same force is quantitatively predictable.</w:t>
             </w:r>
           </w:p>
         </w:tc>
@@ -1075,7 +1075,7 @@
                 <w:sz w:val="18"/>
                 <w:szCs w:val="18"/>
               </w:rPr>
-              <w:t xml:space="preserve">Students explained the shape of their Force-vs-Extension graph by linking each region to a physical behaviour: linear region = elastic (Hooke's Law obeyed), curve onset = elastic limit reached, plateau/break = plastic deformation or fracture. Kenyan context: mattress spring manufacturers in Nairobi's Industrial Area select springs with specific k values to support different body weights without exceeding the elastic limit. Pedagogical note: Common error — students confuse 'extension' (change in length) with 'total length.' Check graphs carefully. Ask: 'What does the gradient of your graph tell you about the spring?' Cold-call 3 students.</w:t>
+              <w:t xml:space="preserve">Learners explained that the Kericho bridge rope that snapped had a lower spring constant and a lower elastic limit than the rope that survived. When the 80 kg tea-leaf sack (≈ 800 N) was placed on the bridge, the force applied to the older rope exceeded its elastic limit, causing permanent deformation in the rope fibres. Because the force continued beyond the elastic limit toward the breaking point, the rope snapped. The rope that survived had a sufficiently high elastic limit that 800 N fell within its proportional region, allowing it to return to its original length when the load was removed. Learners revised their running rope models to show two force-extension graphs side by side, with a vertical line at 800 N demonstrating that Rope B's elastic limit was exceeded while Rope A's was not.</w:t>
             </w:r>
           </w:p>
         </w:tc>
@@ -1128,7 +1128,7 @@
                 <w:sz w:val="18"/>
                 <w:szCs w:val="18"/>
               </w:rPr>
-              <w:t xml:space="preserve">Stress, Strain, and Young's Modulus: Predicting Which Rope Will Snap</w:t>
+              <w:t xml:space="preserve">Stress, Strain, and the Young's Modulus: Predicting Which Rope Will Snap</w:t>
             </w:r>
           </w:p>
         </w:tc>
@@ -1160,7 +1160,7 @@
                 <w:sz w:val="18"/>
                 <w:szCs w:val="18"/>
               </w:rPr>
-              <w:t xml:space="preserve">Students compared two ropes of different cross-sectional areas (e.g., thin sisal twine vs. thick nylon rope used by Kenyan fishermen at Lake Victoria) under increasing loads. They measured force, original length, cross-sectional area, and extension to calculate stress (σ = F/A, in Pascals) and strain (ε = ΔL/L₀, dimensionless) for each. They observed that the thinner rope reached a higher stress value for the same applied force and snapped first. DQB update: students answered 'Does the thickness of a material matter for how strong it is?' with quantitative evidence.</w:t>
+              <w:t xml:space="preserve">Learners loaded two rubber strips (representing new and old sisal rope) with increasing masses and measured their extension at each step, recording force, cross-sectional area, original length, and extension in a structured data table. They observed that Strip B (fatigued/old rope) reached permanent deformation and fracture at a lower load than Strip A, and that the two strips produced visibly different stress-strain curves when plotted on the same axes.</w:t>
             </w:r>
           </w:p>
         </w:tc>
@@ -1192,7 +1192,7 @@
                 <w:sz w:val="18"/>
                 <w:szCs w:val="18"/>
               </w:rPr>
-              <w:t xml:space="preserve">Students learned that stress (σ = F/A) describes the internal force per unit cross-sectional area — it tells us how 'hard' a material is being pulled per unit area, not just the total force. Strain (ε = ΔL/L₀) describes the fractional change in length — a dimensionless ratio. Young's Modulus (E = σ/ε, in Pascals) is the ratio of stress to strain in the elastic region and is a material constant that measures stiffness independent of the object's dimensions. A higher E means a stiffer material. Kenyan context: structural engineers calculating whether steel rebar in a Rift Valley bridge can handle earthquake-induced stress use E for steel (≈200 GPa).</w:t>
+              <w:t xml:space="preserve">Stress (σ = F/A, measured in Pascals) describes how much force acts per unit area inside a material. Strain (ε = ΔL/L₀, dimensionless) describes how much a material deforms relative to its original length. Young's Modulus (E = σ/ε) is a material constant that quantifies stiffness — a higher E means a stiffer material that requires more stress to produce the same strain. The stress-strain graph has five key regions: linear (Hookean) region, elastic limit, yield point, Ultimate Tensile Strength (UTS), and fracture point. The old Kericho rope snapped because its fracture stress was lower than the stress applied by the 80 kg tea-leaf sack — a fact that can be determined before loading by measuring E and comparing it to the applied stress.</w:t>
             </w:r>
           </w:p>
         </w:tc>
@@ -1224,7 +1224,7 @@
                 <w:sz w:val="18"/>
                 <w:szCs w:val="18"/>
               </w:rPr>
-              <w:t xml:space="preserve">Students explained why a thin rope snaps before a thick rope under the same force: same force over a smaller area produces higher stress, which more quickly exceeds the material's ultimate tensile stress. They used Young's Modulus to compare the stiffness of different materials quantitatively. Pedagogical note: Stress and strain are consistently among the hardest concepts in this unit — students often confuse stress with force and strain with extension. Require students to write the units of each quantity during every calculation. Cold-call 4 students to explain in their own words what 'stress' means physically, allowing 30 seconds of wait time each.</w:t>
+              <w:t xml:space="preserve">The farmer's old sisal rope failed because years of use, sun exposure, and repeated loading had degraded the rope's internal fibre structure, reducing its Young's Modulus and — critically — lowering its fracture stress below the stress imposed by the 80 kg load. The new rope survived because its higher Young's Modulus and higher fracture stress meant it could bear the applied stress while remaining in the elastic (recoverable) region. By measuring stress, strain, and Young's Modulus before selecting a rope, a farmer or engineer can predict — with numbers, not guesswork — which material is safe for a given load. This is the same principle used by Kenyan civil engineers when selecting cables, tendons, and support ropes for real bridges and structures.</w:t>
             </w:r>
           </w:p>
         </w:tc>
@@ -1309,7 +1309,7 @@
                 <w:sz w:val="18"/>
                 <w:szCs w:val="18"/>
               </w:rPr>
-              <w:t xml:space="preserve">Students revisited the anchoring phenomenon materials from Lesson 1 (rubber band, polythene bag, steel spring, sisal string) and applied all unit concepts to explain each material's behaviour fully. They calculated elastic potential energy stored in stretched springs using Ep = ½kx², compared values for materials above and below the elastic limit, and used stress, strain, and Young's Modulus data to recommend materials for a given Kenyan engineering scenario (e.g., cables for a footbridge in Kisumu, roofing frame for a community hall in Kericho). Final DQB review: students marked which driving questions had been answered and identified any remaining questions. Final Model revision: students produced a complete, annotated Anchor Model showing elastic behaviour, plastic behaviour, Hooke's Law region, elastic limit, stress, strain, and energy storage.</w:t>
+              <w:t xml:space="preserve">Learners observed quantitative data showing that the old Kericho rope (k = 210 N/m) was extended to 3.73 m under an 80 kg load — nearly double its elastic limit of 2.1 m — while the new rope (k = 850 N/m) extended to only 0.92 m, well within its elastic limit. Learners observed parabolic Ep vs. extension graphs from their own spring data, and compared energy stored in two model ropes at the same applied force.</w:t>
             </w:r>
           </w:p>
         </w:tc>
@@ -1341,7 +1341,7 @@
                 <w:sz w:val="18"/>
                 <w:szCs w:val="18"/>
               </w:rPr>
-              <w:t xml:space="preserve">Students learned that elastic potential energy stored in a stretched spring is Ep = ½kx²; that the elastic limit is the maximum extension a material can undergo and still return to its original shape; and that material selection for safe Kenyan structures requires evaluating multiple properties together — stiffness (k or E), strength (ultimate tensile stress), elastic vs. plastic behaviour, and energy storage capacity. They also learned that exceeding the elastic limit in a structural material is a failure condition that engineers must design against. This lesson directly and fully answers the unit driving question.</w:t>
+              <w:t xml:space="preserve">Learners learned that elastic potential energy stored in a stretched material is calculated using Ep = ½kx²; that the elastic limit is the maximum extension beyond which a material permanently deforms and cannot return to its original shape; that a higher spring constant means less extension under the same force and less energy stored; that the older Kericho rope failed because the applied load drove its extension far beyond its elastic limit, storing more energy than its molecular bonds could sustain; and that Hooke's Law and Ep = ½kx² can be applied quantitatively to real Kenyan engineering contexts such as matatu suspension springs and bungee cords to determine safe working loads.</w:t>
             </w:r>
           </w:p>
         </w:tc>
@@ -1373,7 +1373,7 @@
                 <w:sz w:val="18"/>
                 <w:szCs w:val="18"/>
               </w:rPr>
-              <w:t xml:space="preserve">Students produced a final written or verbal explanation of the anchoring phenomenon: 'A rubber band stretches and snaps back because it is elastic — it stores energy as Ep = ½kx² and releases it fully when the force is removed, as long as the elastic limit is not exceeded. A plastic bag deforms permanently because the applied stress causes the material to behave plastically beyond its elastic limit. Choosing the right material for a safe structure in Kenya means selecting a material whose elastic limit, Young's Modulus, and energy capacity match the expected loads.' Pedagogical note: Use this lesson's final explanations as a formative assessment. Compare them to students' Lesson 1 predictions on the DQB to make the learning journey visible. Celebrate growth in scientific reasoning, not just correct answers.</w:t>
+              <w:t xml:space="preserve">Learners explained — using force-extension graphs, Ep = ½kx² calculations, and particle-level diagrams — why the older Kericho rope snapped while the newer rope survived the same load: the older rope had a much lower spring constant due to degraded fibres, causing it to extend far beyond its elastic limit, permanently disrupting molecular bonds and ultimately causing catastrophic failure. Learners applied this explanation to recommend a safe working load for the bridge and justify the selection of a higher-k replacement rope, directly answering the unit's driving question.</w:t>
             </w:r>
           </w:p>
         </w:tc>
@@ -1497,7 +1497,7 @@
         </w:rPr>
         <w:t xml:space="preserve">© 2026 SeaVuria and ARES. This work is licensed under a </w:t>
       </w:r>
-      <w:hyperlink w:history="1" r:id="rIdxhopm-wjh5-3towom-k37">
+      <w:hyperlink w:history="1" r:id="rIdz7kopugabcqt9qkagsa-p">
         <w:r>
           <w:rPr>
             <w:rFonts w:ascii="Arial" w:cs="Arial" w:eastAsia="Arial" w:hAnsi="Arial"/>
@@ -1517,7 +1517,7 @@
         </w:rPr>
         <w:t xml:space="preserve"> (</w:t>
       </w:r>
-      <w:hyperlink w:history="1" r:id="rIdjbpdtcihz4bdfgaj7sphr">
+      <w:hyperlink w:history="1" r:id="rIdm0-b_2tvo_9qto6zzx3vb">
         <w:r>
           <w:rPr>
             <w:rFonts w:ascii="Arial" w:cs="Arial" w:eastAsia="Arial" w:hAnsi="Arial"/>
@@ -1537,7 +1537,7 @@
         </w:rPr>
         <w:t xml:space="preserve">). To view a copy of this license, visit </w:t>
       </w:r>
-      <w:hyperlink w:history="1" r:id="rId3esnaw1v_nwzt0g-qxtvz">
+      <w:hyperlink w:history="1" r:id="rIdul5r0zld_qz84sbzrserr">
         <w:r>
           <w:rPr>
             <w:rFonts w:ascii="Arial" w:cs="Arial" w:eastAsia="Arial" w:hAnsi="Arial"/>

--- a/data/outputs/v2/Physics/SS1.2_Mechanical_Properties_of_Materials/Physics_Mechanical_Properties_of_Materials_SummaryTable.docx
+++ b/data/outputs/v2/Physics/SS1.2_Mechanical_Properties_of_Materials/Physics_Mechanical_Properties_of_Materials_SummaryTable.docx
@@ -1497,7 +1497,7 @@
         </w:rPr>
         <w:t xml:space="preserve">© 2026 SeaVuria and ARES. This work is licensed under a </w:t>
       </w:r>
-      <w:hyperlink w:history="1" r:id="rIdz7kopugabcqt9qkagsa-p">
+      <w:hyperlink w:history="1" r:id="rIdzvhge7nckmrp0jhnks9ve">
         <w:r>
           <w:rPr>
             <w:rFonts w:ascii="Arial" w:cs="Arial" w:eastAsia="Arial" w:hAnsi="Arial"/>
@@ -1517,7 +1517,7 @@
         </w:rPr>
         <w:t xml:space="preserve"> (</w:t>
       </w:r>
-      <w:hyperlink w:history="1" r:id="rIdm0-b_2tvo_9qto6zzx3vb">
+      <w:hyperlink w:history="1" r:id="rIdpedx1j1oqmuxuslcpsa-l">
         <w:r>
           <w:rPr>
             <w:rFonts w:ascii="Arial" w:cs="Arial" w:eastAsia="Arial" w:hAnsi="Arial"/>
@@ -1537,7 +1537,7 @@
         </w:rPr>
         <w:t xml:space="preserve">). To view a copy of this license, visit </w:t>
       </w:r>
-      <w:hyperlink w:history="1" r:id="rIdul5r0zld_qz84sbzrserr">
+      <w:hyperlink w:history="1" r:id="rIdldzcjfe8pc_nmnwnq9xl-">
         <w:r>
           <w:rPr>
             <w:rFonts w:ascii="Arial" w:cs="Arial" w:eastAsia="Arial" w:hAnsi="Arial"/>

--- a/data/outputs/v2/Physics/SS1.2_Mechanical_Properties_of_Materials/Physics_Mechanical_Properties_of_Materials_SummaryTable.docx
+++ b/data/outputs/v2/Physics/SS1.2_Mechanical_Properties_of_Materials/Physics_Mechanical_Properties_of_Materials_SummaryTable.docx
@@ -1497,7 +1497,7 @@
         </w:rPr>
         <w:t xml:space="preserve">© 2026 SeaVuria and ARES. This work is licensed under a </w:t>
       </w:r>
-      <w:hyperlink w:history="1" r:id="rIdzvhge7nckmrp0jhnks9ve">
+      <w:hyperlink w:history="1" r:id="rId0ghlxcxecrg6r5vj35bnq">
         <w:r>
           <w:rPr>
             <w:rFonts w:ascii="Arial" w:cs="Arial" w:eastAsia="Arial" w:hAnsi="Arial"/>
@@ -1517,7 +1517,7 @@
         </w:rPr>
         <w:t xml:space="preserve"> (</w:t>
       </w:r>
-      <w:hyperlink w:history="1" r:id="rIdpedx1j1oqmuxuslcpsa-l">
+      <w:hyperlink w:history="1" r:id="rIdhupvormyhkkewdwnt5rre">
         <w:r>
           <w:rPr>
             <w:rFonts w:ascii="Arial" w:cs="Arial" w:eastAsia="Arial" w:hAnsi="Arial"/>
@@ -1537,7 +1537,7 @@
         </w:rPr>
         <w:t xml:space="preserve">). To view a copy of this license, visit </w:t>
       </w:r>
-      <w:hyperlink w:history="1" r:id="rIdldzcjfe8pc_nmnwnq9xl-">
+      <w:hyperlink w:history="1" r:id="rIdx_dv9axv8eu4wvgp5_ysk">
         <w:r>
           <w:rPr>
             <w:rFonts w:ascii="Arial" w:cs="Arial" w:eastAsia="Arial" w:hAnsi="Arial"/>

--- a/data/outputs/v2/Physics/SS1.2_Mechanical_Properties_of_Materials/Physics_Mechanical_Properties_of_Materials_SummaryTable.docx
+++ b/data/outputs/v2/Physics/SS1.2_Mechanical_Properties_of_Materials/Physics_Mechanical_Properties_of_Materials_SummaryTable.docx
@@ -1497,7 +1497,7 @@
         </w:rPr>
         <w:t xml:space="preserve">© 2026 SeaVuria and ARES. This work is licensed under a </w:t>
       </w:r>
-      <w:hyperlink w:history="1" r:id="rId0ghlxcxecrg6r5vj35bnq">
+      <w:hyperlink w:history="1" r:id="rIdi8xiho0yaxu0ijzstvkvn">
         <w:r>
           <w:rPr>
             <w:rFonts w:ascii="Arial" w:cs="Arial" w:eastAsia="Arial" w:hAnsi="Arial"/>
@@ -1517,7 +1517,7 @@
         </w:rPr>
         <w:t xml:space="preserve"> (</w:t>
       </w:r>
-      <w:hyperlink w:history="1" r:id="rIdhupvormyhkkewdwnt5rre">
+      <w:hyperlink w:history="1" r:id="rId5w1n47du_myn43n07rifb">
         <w:r>
           <w:rPr>
             <w:rFonts w:ascii="Arial" w:cs="Arial" w:eastAsia="Arial" w:hAnsi="Arial"/>
@@ -1537,7 +1537,7 @@
         </w:rPr>
         <w:t xml:space="preserve">). To view a copy of this license, visit </w:t>
       </w:r>
-      <w:hyperlink w:history="1" r:id="rIdx_dv9axv8eu4wvgp5_ysk">
+      <w:hyperlink w:history="1" r:id="rIdl72zsx39kz23ofwiowqu-">
         <w:r>
           <w:rPr>
             <w:rFonts w:ascii="Arial" w:cs="Arial" w:eastAsia="Arial" w:hAnsi="Arial"/>

--- a/data/outputs/v2/Physics/SS1.2_Mechanical_Properties_of_Materials/Physics_Mechanical_Properties_of_Materials_SummaryTable.docx
+++ b/data/outputs/v2/Physics/SS1.2_Mechanical_Properties_of_Materials/Physics_Mechanical_Properties_of_Materials_SummaryTable.docx
@@ -1497,7 +1497,7 @@
         </w:rPr>
         <w:t xml:space="preserve">© 2026 SeaVuria and ARES. This work is licensed under a </w:t>
       </w:r>
-      <w:hyperlink w:history="1" r:id="rIdi8xiho0yaxu0ijzstvkvn">
+      <w:hyperlink w:history="1" r:id="rIdi6vy3sxa4xjv6nwtcswpz">
         <w:r>
           <w:rPr>
             <w:rFonts w:ascii="Arial" w:cs="Arial" w:eastAsia="Arial" w:hAnsi="Arial"/>
@@ -1517,7 +1517,7 @@
         </w:rPr>
         <w:t xml:space="preserve"> (</w:t>
       </w:r>
-      <w:hyperlink w:history="1" r:id="rId5w1n47du_myn43n07rifb">
+      <w:hyperlink w:history="1" r:id="rIdwgufib2c2pphlyjpzmqbd">
         <w:r>
           <w:rPr>
             <w:rFonts w:ascii="Arial" w:cs="Arial" w:eastAsia="Arial" w:hAnsi="Arial"/>
@@ -1537,7 +1537,7 @@
         </w:rPr>
         <w:t xml:space="preserve">). To view a copy of this license, visit </w:t>
       </w:r>
-      <w:hyperlink w:history="1" r:id="rIdl72zsx39kz23ofwiowqu-">
+      <w:hyperlink w:history="1" r:id="rIduox6nzxxzltr9ohuxu7ol">
         <w:r>
           <w:rPr>
             <w:rFonts w:ascii="Arial" w:cs="Arial" w:eastAsia="Arial" w:hAnsi="Arial"/>

--- a/data/outputs/v2/Physics/SS1.2_Mechanical_Properties_of_Materials/Physics_Mechanical_Properties_of_Materials_SummaryTable.docx
+++ b/data/outputs/v2/Physics/SS1.2_Mechanical_Properties_of_Materials/Physics_Mechanical_Properties_of_Materials_SummaryTable.docx
@@ -4,6 +4,7 @@
   <w:body>
     <w:p>
       <w:pPr>
+        <w:keepNext w:val="false"/>
         <w:spacing w:after="30" w:before="0"/>
         <w:jc w:val="center"/>
       </w:pPr>
@@ -23,6 +24,7 @@
     </w:p>
     <w:p>
       <w:pPr>
+        <w:keepNext w:val="false"/>
         <w:spacing w:after="60" w:before="0"/>
         <w:jc w:val="center"/>
       </w:pPr>
@@ -81,6 +83,7 @@
           </w:tcPr>
           <w:p>
             <w:pPr>
+              <w:keepNext w:val="false"/>
               <w:spacing w:after="40" w:before="0"/>
               <w:jc w:val="center"/>
             </w:pPr>
@@ -115,6 +118,7 @@
           </w:tcPr>
           <w:p>
             <w:pPr>
+              <w:keepNext w:val="false"/>
               <w:spacing w:after="40" w:before="0"/>
               <w:jc w:val="left"/>
             </w:pPr>
@@ -147,6 +151,7 @@
           </w:tcPr>
           <w:p>
             <w:pPr>
+              <w:keepNext w:val="false"/>
               <w:spacing w:after="40" w:before="0"/>
               <w:jc w:val="left"/>
             </w:pPr>
@@ -181,6 +186,7 @@
           </w:tcPr>
           <w:p>
             <w:pPr>
+              <w:keepNext w:val="false"/>
               <w:spacing w:after="40" w:before="0"/>
               <w:jc w:val="left"/>
             </w:pPr>
@@ -213,6 +219,7 @@
           </w:tcPr>
           <w:p>
             <w:pPr>
+              <w:keepNext w:val="false"/>
               <w:spacing w:after="40" w:before="0"/>
               <w:jc w:val="left"/>
             </w:pPr>
@@ -273,6 +280,7 @@
           </w:tcPr>
           <w:p>
             <w:pPr>
+              <w:keepNext w:val="false"/>
               <w:spacing w:after="40" w:before="0"/>
               <w:jc w:val="center"/>
             </w:pPr>
@@ -307,6 +315,7 @@
           </w:tcPr>
           <w:p>
             <w:pPr>
+              <w:keepNext w:val="false"/>
               <w:spacing w:after="40" w:before="0"/>
               <w:jc w:val="left"/>
             </w:pPr>
@@ -369,6 +378,7 @@
           </w:tcPr>
           <w:p>
             <w:pPr>
+              <w:keepNext w:val="false"/>
               <w:spacing w:after="40" w:before="0"/>
               <w:jc w:val="left"/>
             </w:pPr>
@@ -401,6 +411,7 @@
           </w:tcPr>
           <w:p>
             <w:pPr>
+              <w:keepNext w:val="false"/>
               <w:spacing w:after="40" w:before="0"/>
               <w:jc w:val="left"/>
             </w:pPr>
@@ -433,6 +444,7 @@
           </w:tcPr>
           <w:p>
             <w:pPr>
+              <w:keepNext w:val="false"/>
               <w:spacing w:after="40" w:before="0"/>
               <w:jc w:val="left"/>
             </w:pPr>
@@ -465,6 +477,7 @@
           </w:tcPr>
           <w:p>
             <w:pPr>
+              <w:keepNext w:val="false"/>
               <w:spacing w:after="40" w:before="0"/>
               <w:jc w:val="left"/>
             </w:pPr>
@@ -499,6 +512,7 @@
           </w:tcPr>
           <w:p>
             <w:pPr>
+              <w:keepNext w:val="false"/>
               <w:spacing w:after="40" w:before="0"/>
               <w:jc w:val="left"/>
             </w:pPr>
@@ -518,6 +532,7 @@
           </w:p>
           <w:p>
             <w:pPr>
+              <w:keepNext w:val="false"/>
               <w:spacing w:after="40" w:before="0"/>
               <w:jc w:val="left"/>
             </w:pPr>
@@ -550,6 +565,7 @@
           </w:tcPr>
           <w:p>
             <w:pPr>
+              <w:keepNext w:val="false"/>
               <w:spacing w:after="40" w:before="0"/>
               <w:jc w:val="left"/>
             </w:pPr>
@@ -582,6 +598,7 @@
           </w:tcPr>
           <w:p>
             <w:pPr>
+              <w:keepNext w:val="false"/>
               <w:spacing w:after="40" w:before="0"/>
               <w:jc w:val="left"/>
             </w:pPr>
@@ -614,6 +631,7 @@
           </w:tcPr>
           <w:p>
             <w:pPr>
+              <w:keepNext w:val="false"/>
               <w:spacing w:after="40" w:before="0"/>
               <w:jc w:val="left"/>
             </w:pPr>
@@ -648,6 +666,7 @@
           </w:tcPr>
           <w:p>
             <w:pPr>
+              <w:keepNext w:val="false"/>
               <w:spacing w:after="40" w:before="0"/>
               <w:jc w:val="left"/>
             </w:pPr>
@@ -667,6 +686,7 @@
           </w:p>
           <w:p>
             <w:pPr>
+              <w:keepNext w:val="false"/>
               <w:spacing w:after="40" w:before="0"/>
               <w:jc w:val="left"/>
             </w:pPr>
@@ -699,6 +719,7 @@
           </w:tcPr>
           <w:p>
             <w:pPr>
+              <w:keepNext w:val="false"/>
               <w:spacing w:after="40" w:before="0"/>
               <w:jc w:val="left"/>
             </w:pPr>
@@ -731,6 +752,7 @@
           </w:tcPr>
           <w:p>
             <w:pPr>
+              <w:keepNext w:val="false"/>
               <w:spacing w:after="40" w:before="0"/>
               <w:jc w:val="left"/>
             </w:pPr>
@@ -763,6 +785,7 @@
           </w:tcPr>
           <w:p>
             <w:pPr>
+              <w:keepNext w:val="false"/>
               <w:spacing w:after="40" w:before="0"/>
               <w:jc w:val="left"/>
             </w:pPr>
@@ -797,6 +820,7 @@
           </w:tcPr>
           <w:p>
             <w:pPr>
+              <w:keepNext w:val="false"/>
               <w:spacing w:after="40" w:before="0"/>
               <w:jc w:val="left"/>
             </w:pPr>
@@ -816,6 +840,7 @@
           </w:p>
           <w:p>
             <w:pPr>
+              <w:keepNext w:val="false"/>
               <w:spacing w:after="40" w:before="0"/>
               <w:jc w:val="left"/>
             </w:pPr>
@@ -848,6 +873,7 @@
           </w:tcPr>
           <w:p>
             <w:pPr>
+              <w:keepNext w:val="false"/>
               <w:spacing w:after="40" w:before="0"/>
               <w:jc w:val="left"/>
             </w:pPr>
@@ -880,6 +906,7 @@
           </w:tcPr>
           <w:p>
             <w:pPr>
+              <w:keepNext w:val="false"/>
               <w:spacing w:after="40" w:before="0"/>
               <w:jc w:val="left"/>
             </w:pPr>
@@ -912,6 +939,7 @@
           </w:tcPr>
           <w:p>
             <w:pPr>
+              <w:keepNext w:val="false"/>
               <w:spacing w:after="40" w:before="0"/>
               <w:jc w:val="left"/>
             </w:pPr>
@@ -946,6 +974,7 @@
           </w:tcPr>
           <w:p>
             <w:pPr>
+              <w:keepNext w:val="false"/>
               <w:spacing w:after="40" w:before="0"/>
               <w:jc w:val="left"/>
             </w:pPr>
@@ -965,6 +994,7 @@
           </w:p>
           <w:p>
             <w:pPr>
+              <w:keepNext w:val="false"/>
               <w:spacing w:after="40" w:before="0"/>
               <w:jc w:val="left"/>
             </w:pPr>
@@ -997,6 +1027,7 @@
           </w:tcPr>
           <w:p>
             <w:pPr>
+              <w:keepNext w:val="false"/>
               <w:spacing w:after="40" w:before="0"/>
               <w:jc w:val="left"/>
             </w:pPr>
@@ -1029,6 +1060,7 @@
           </w:tcPr>
           <w:p>
             <w:pPr>
+              <w:keepNext w:val="false"/>
               <w:spacing w:after="40" w:before="0"/>
               <w:jc w:val="left"/>
             </w:pPr>
@@ -1061,6 +1093,7 @@
           </w:tcPr>
           <w:p>
             <w:pPr>
+              <w:keepNext w:val="false"/>
               <w:spacing w:after="40" w:before="0"/>
               <w:jc w:val="left"/>
             </w:pPr>
@@ -1095,6 +1128,7 @@
           </w:tcPr>
           <w:p>
             <w:pPr>
+              <w:keepNext w:val="false"/>
               <w:spacing w:after="40" w:before="0"/>
               <w:jc w:val="left"/>
             </w:pPr>
@@ -1114,6 +1148,7 @@
           </w:p>
           <w:p>
             <w:pPr>
+              <w:keepNext w:val="false"/>
               <w:spacing w:after="40" w:before="0"/>
               <w:jc w:val="left"/>
             </w:pPr>
@@ -1146,6 +1181,7 @@
           </w:tcPr>
           <w:p>
             <w:pPr>
+              <w:keepNext w:val="false"/>
               <w:spacing w:after="40" w:before="0"/>
               <w:jc w:val="left"/>
             </w:pPr>
@@ -1178,6 +1214,7 @@
           </w:tcPr>
           <w:p>
             <w:pPr>
+              <w:keepNext w:val="false"/>
               <w:spacing w:after="40" w:before="0"/>
               <w:jc w:val="left"/>
             </w:pPr>
@@ -1210,6 +1247,7 @@
           </w:tcPr>
           <w:p>
             <w:pPr>
+              <w:keepNext w:val="false"/>
               <w:spacing w:after="40" w:before="0"/>
               <w:jc w:val="left"/>
             </w:pPr>
@@ -1244,6 +1282,7 @@
           </w:tcPr>
           <w:p>
             <w:pPr>
+              <w:keepNext w:val="false"/>
               <w:spacing w:after="40" w:before="0"/>
               <w:jc w:val="left"/>
             </w:pPr>
@@ -1263,6 +1302,7 @@
           </w:p>
           <w:p>
             <w:pPr>
+              <w:keepNext w:val="false"/>
               <w:spacing w:after="40" w:before="0"/>
               <w:jc w:val="left"/>
             </w:pPr>
@@ -1295,6 +1335,7 @@
           </w:tcPr>
           <w:p>
             <w:pPr>
+              <w:keepNext w:val="false"/>
               <w:spacing w:after="40" w:before="0"/>
               <w:jc w:val="left"/>
             </w:pPr>
@@ -1327,6 +1368,7 @@
           </w:tcPr>
           <w:p>
             <w:pPr>
+              <w:keepNext w:val="false"/>
               <w:spacing w:after="40" w:before="0"/>
               <w:jc w:val="left"/>
             </w:pPr>
@@ -1359,6 +1401,7 @@
           </w:tcPr>
           <w:p>
             <w:pPr>
+              <w:keepNext w:val="false"/>
               <w:spacing w:after="40" w:before="0"/>
               <w:jc w:val="left"/>
             </w:pPr>
@@ -1497,7 +1540,7 @@
         </w:rPr>
         <w:t xml:space="preserve">© 2026 SeaVuria and ARES. This work is licensed under a </w:t>
       </w:r>
-      <w:hyperlink w:history="1" r:id="rIdi6vy3sxa4xjv6nwtcswpz">
+      <w:hyperlink w:history="1" r:id="rIdskchuryw49pzvonhjwmft">
         <w:r>
           <w:rPr>
             <w:rFonts w:ascii="Arial" w:cs="Arial" w:eastAsia="Arial" w:hAnsi="Arial"/>
@@ -1517,7 +1560,7 @@
         </w:rPr>
         <w:t xml:space="preserve"> (</w:t>
       </w:r>
-      <w:hyperlink w:history="1" r:id="rIdwgufib2c2pphlyjpzmqbd">
+      <w:hyperlink w:history="1" r:id="rId82zswqj98h-rxn8nd09-t">
         <w:r>
           <w:rPr>
             <w:rFonts w:ascii="Arial" w:cs="Arial" w:eastAsia="Arial" w:hAnsi="Arial"/>
@@ -1537,7 +1580,7 @@
         </w:rPr>
         <w:t xml:space="preserve">). To view a copy of this license, visit </w:t>
       </w:r>
-      <w:hyperlink w:history="1" r:id="rIduox6nzxxzltr9ohuxu7ol">
+      <w:hyperlink w:history="1" r:id="rId2tu5zuyx9ivj377a6i9vq">
         <w:r>
           <w:rPr>
             <w:rFonts w:ascii="Arial" w:cs="Arial" w:eastAsia="Arial" w:hAnsi="Arial"/>

--- a/data/outputs/v2/Physics/SS1.2_Mechanical_Properties_of_Materials/Physics_Mechanical_Properties_of_Materials_SummaryTable.docx
+++ b/data/outputs/v2/Physics/SS1.2_Mechanical_Properties_of_Materials/Physics_Mechanical_Properties_of_Materials_SummaryTable.docx
@@ -1540,7 +1540,7 @@
         </w:rPr>
         <w:t xml:space="preserve">© 2026 SeaVuria and ARES. This work is licensed under a </w:t>
       </w:r>
-      <w:hyperlink w:history="1" r:id="rIdskchuryw49pzvonhjwmft">
+      <w:hyperlink w:history="1" r:id="rId8liojodk9rqhzroefsk7e">
         <w:r>
           <w:rPr>
             <w:rFonts w:ascii="Arial" w:cs="Arial" w:eastAsia="Arial" w:hAnsi="Arial"/>
@@ -1560,7 +1560,7 @@
         </w:rPr>
         <w:t xml:space="preserve"> (</w:t>
       </w:r>
-      <w:hyperlink w:history="1" r:id="rId82zswqj98h-rxn8nd09-t">
+      <w:hyperlink w:history="1" r:id="rIdz54phorfi1n35jr3w0sik">
         <w:r>
           <w:rPr>
             <w:rFonts w:ascii="Arial" w:cs="Arial" w:eastAsia="Arial" w:hAnsi="Arial"/>
@@ -1580,7 +1580,7 @@
         </w:rPr>
         <w:t xml:space="preserve">). To view a copy of this license, visit </w:t>
       </w:r>
-      <w:hyperlink w:history="1" r:id="rId2tu5zuyx9ivj377a6i9vq">
+      <w:hyperlink w:history="1" r:id="rIdmr8j5vhup31fa9ygajxnz">
         <w:r>
           <w:rPr>
             <w:rFonts w:ascii="Arial" w:cs="Arial" w:eastAsia="Arial" w:hAnsi="Arial"/>
